--- a/quote-to-indonesia-service-contract/assets/印尼服务合同-中文版本.docx
+++ b/quote-to-indonesia-service-contract/assets/印尼服务合同-中文版本.docx
@@ -1411,7 +1411,8 @@
               </w:tcPr>
               <w:p ns2:paraId="090BEC87" ns2:textId="4447BDFC">
                 <w:pPr>
-                  <w:spacing w:line="276" w:lineRule="auto"/>
+                  <w:snapToGrid w:val="0"/>
+                  <w:spacing w:after="0" w:line="240" w:lineRule="auto"/>
                   <w:rPr>
                     <w:rFonts w:ascii="Tahoma" w:eastAsia="KaiTi" w:hAnsi="Tahoma" w:cs="Tahoma"/>
                   </w:rPr>
